--- a/reports/guide/Presentation_Script_v2.docx
+++ b/reports/guide/Presentation_Script_v2.docx
@@ -9,7 +9,7 @@
       <w:r>
         <w:rPr>
           <w:b/>
-          <w:color w:val="1D4ED8"/>
+          <w:color w:val="000000"/>
           <w:sz w:val="48"/>
         </w:rPr>
         <w:t>Presentation Script</w:t>
@@ -21,7 +21,7 @@
       </w:pPr>
       <w:r>
         <w:rPr>
-          <w:color w:val="1E293B"/>
+          <w:color w:val="1A1A1A"/>
           <w:sz w:val="26"/>
         </w:rPr>
         <w:t>What to show, what to type and what to say, step by step</w:t>
@@ -33,7 +33,7 @@
       </w:pPr>
       <w:r>
         <w:rPr>
-          <w:color w:val="475569"/>
+          <w:color w:val="4D4D4D"/>
           <w:sz w:val="21"/>
         </w:rPr>
         <w:t>Mihir Bhati (24BCE5341)  ·  Ahana Sharan (24BCE5334)</w:t>
@@ -45,7 +45,7 @@
       </w:pPr>
       <w:r>
         <w:rPr>
-          <w:color w:val="475569"/>
+          <w:color w:val="4D4D4D"/>
           <w:sz w:val="21"/>
         </w:rPr>
         <w:t>About 20 minutes, plus questions</w:t>
@@ -64,7 +64,7 @@
         <w:tc>
           <w:tcPr>
             <w:tcW w:type="dxa" w:w="9411"/>
-            <w:shd w:val="clear" w:color="auto" w:fill="EFF6FF"/>
+            <w:shd w:val="clear" w:color="auto" w:fill="F2F2F2"/>
           </w:tcPr>
           <w:p>
             <w:r/>
@@ -349,7 +349,7 @@
         <w:tc>
           <w:tcPr>
             <w:tcW w:type="dxa" w:w="454"/>
-            <w:shd w:val="clear" w:color="auto" w:fill="DBEAFE"/>
+            <w:shd w:val="clear" w:color="auto" w:fill="E5E5E5"/>
           </w:tcPr>
           <w:p>
             <w:r/>
@@ -365,7 +365,7 @@
         <w:tc>
           <w:tcPr>
             <w:tcW w:type="dxa" w:w="3742"/>
-            <w:shd w:val="clear" w:color="auto" w:fill="DBEAFE"/>
+            <w:shd w:val="clear" w:color="auto" w:fill="E5E5E5"/>
           </w:tcPr>
           <w:p>
             <w:r/>
@@ -381,7 +381,7 @@
         <w:tc>
           <w:tcPr>
             <w:tcW w:type="dxa" w:w="1020"/>
-            <w:shd w:val="clear" w:color="auto" w:fill="DBEAFE"/>
+            <w:shd w:val="clear" w:color="auto" w:fill="E5E5E5"/>
           </w:tcPr>
           <w:p>
             <w:r/>
@@ -397,7 +397,7 @@
         <w:tc>
           <w:tcPr>
             <w:tcW w:type="dxa" w:w="4195"/>
-            <w:shd w:val="clear" w:color="auto" w:fill="DBEAFE"/>
+            <w:shd w:val="clear" w:color="auto" w:fill="E5E5E5"/>
           </w:tcPr>
           <w:p>
             <w:r/>
@@ -1032,7 +1032,7 @@
         <w:tc>
           <w:tcPr>
             <w:tcW w:type="dxa" w:w="9411"/>
-            <w:shd w:val="clear" w:color="auto" w:fill="EFF6FF"/>
+            <w:shd w:val="clear" w:color="auto" w:fill="F2F2F2"/>
           </w:tcPr>
           <w:p>
             <w:r/>
@@ -1086,7 +1086,7 @@
         <w:tc>
           <w:tcPr>
             <w:tcW w:type="dxa" w:w="3175"/>
-            <w:shd w:val="clear" w:color="auto" w:fill="DBEAFE"/>
+            <w:shd w:val="clear" w:color="auto" w:fill="E5E5E5"/>
           </w:tcPr>
           <w:p>
             <w:r/>
@@ -1102,7 +1102,7 @@
         <w:tc>
           <w:tcPr>
             <w:tcW w:type="dxa" w:w="6236"/>
-            <w:shd w:val="clear" w:color="auto" w:fill="DBEAFE"/>
+            <w:shd w:val="clear" w:color="auto" w:fill="E5E5E5"/>
           </w:tcPr>
           <w:p>
             <w:r/>
@@ -1243,10 +1243,10 @@
       </w:pPr>
       <w:r>
         <w:rPr>
-          <w:color w:val="475569"/>
+          <w:color w:val="4D4D4D"/>
           <w:sz w:val="18"/>
         </w:rPr>
-        <w:t>The framework's steps. Blue = where the AI decides.</w:t>
+        <w:t>The framework's steps. Shaded boxes = where the AI decides.</w:t>
       </w:r>
     </w:p>
     <w:p>
@@ -1270,7 +1270,7 @@
         <w:tc>
           <w:tcPr>
             <w:tcW w:type="dxa" w:w="9411"/>
-            <w:shd w:val="clear" w:color="auto" w:fill="EFF6FF"/>
+            <w:shd w:val="clear" w:color="auto" w:fill="F2F2F2"/>
           </w:tcPr>
           <w:p>
             <w:r/>
@@ -1340,7 +1340,7 @@
         <w:tc>
           <w:tcPr>
             <w:tcW w:type="dxa" w:w="3175"/>
-            <w:shd w:val="clear" w:color="auto" w:fill="DBEAFE"/>
+            <w:shd w:val="clear" w:color="auto" w:fill="E5E5E5"/>
           </w:tcPr>
           <w:p>
             <w:r/>
@@ -1356,7 +1356,7 @@
         <w:tc>
           <w:tcPr>
             <w:tcW w:type="dxa" w:w="6236"/>
-            <w:shd w:val="clear" w:color="auto" w:fill="DBEAFE"/>
+            <w:shd w:val="clear" w:color="auto" w:fill="E5E5E5"/>
           </w:tcPr>
           <w:p>
             <w:r/>
@@ -1501,7 +1501,7 @@
         <w:tc>
           <w:tcPr>
             <w:tcW w:type="dxa" w:w="9411"/>
-            <w:shd w:val="clear" w:color="auto" w:fill="0F172A"/>
+            <w:shd w:val="clear" w:color="auto" w:fill="111111"/>
           </w:tcPr>
           <w:p>
             <w:pPr>
@@ -1546,7 +1546,7 @@
         <w:tc>
           <w:tcPr>
             <w:tcW w:type="dxa" w:w="9411"/>
-            <w:shd w:val="clear" w:color="auto" w:fill="EFF6FF"/>
+            <w:shd w:val="clear" w:color="auto" w:fill="F2F2F2"/>
           </w:tcPr>
           <w:p>
             <w:r/>
@@ -1603,7 +1603,7 @@
         <w:tc>
           <w:tcPr>
             <w:tcW w:type="dxa" w:w="3175"/>
-            <w:shd w:val="clear" w:color="auto" w:fill="DBEAFE"/>
+            <w:shd w:val="clear" w:color="auto" w:fill="E5E5E5"/>
           </w:tcPr>
           <w:p>
             <w:r/>
@@ -1619,7 +1619,7 @@
         <w:tc>
           <w:tcPr>
             <w:tcW w:type="dxa" w:w="6236"/>
-            <w:shd w:val="clear" w:color="auto" w:fill="DBEAFE"/>
+            <w:shd w:val="clear" w:color="auto" w:fill="E5E5E5"/>
           </w:tcPr>
           <w:p>
             <w:r/>
@@ -1734,7 +1734,7 @@
         <w:tc>
           <w:tcPr>
             <w:tcW w:type="dxa" w:w="9411"/>
-            <w:shd w:val="clear" w:color="auto" w:fill="0F172A"/>
+            <w:shd w:val="clear" w:color="auto" w:fill="111111"/>
           </w:tcPr>
           <w:p>
             <w:pPr>
@@ -1779,7 +1779,7 @@
         <w:tc>
           <w:tcPr>
             <w:tcW w:type="dxa" w:w="9411"/>
-            <w:shd w:val="clear" w:color="auto" w:fill="EFF6FF"/>
+            <w:shd w:val="clear" w:color="auto" w:fill="F2F2F2"/>
           </w:tcPr>
           <w:p>
             <w:r/>
@@ -1833,7 +1833,7 @@
         <w:tc>
           <w:tcPr>
             <w:tcW w:type="dxa" w:w="3175"/>
-            <w:shd w:val="clear" w:color="auto" w:fill="DBEAFE"/>
+            <w:shd w:val="clear" w:color="auto" w:fill="E5E5E5"/>
           </w:tcPr>
           <w:p>
             <w:r/>
@@ -1849,7 +1849,7 @@
         <w:tc>
           <w:tcPr>
             <w:tcW w:type="dxa" w:w="6236"/>
-            <w:shd w:val="clear" w:color="auto" w:fill="DBEAFE"/>
+            <w:shd w:val="clear" w:color="auto" w:fill="E5E5E5"/>
           </w:tcPr>
           <w:p>
             <w:r/>
@@ -1964,7 +1964,7 @@
         <w:tc>
           <w:tcPr>
             <w:tcW w:type="dxa" w:w="9411"/>
-            <w:shd w:val="clear" w:color="auto" w:fill="0F172A"/>
+            <w:shd w:val="clear" w:color="auto" w:fill="111111"/>
           </w:tcPr>
           <w:p>
             <w:pPr>
@@ -2009,7 +2009,7 @@
         <w:tc>
           <w:tcPr>
             <w:tcW w:type="dxa" w:w="9411"/>
-            <w:shd w:val="clear" w:color="auto" w:fill="EFF6FF"/>
+            <w:shd w:val="clear" w:color="auto" w:fill="F2F2F2"/>
           </w:tcPr>
           <w:p>
             <w:r/>
@@ -2074,7 +2074,7 @@
         <w:tc>
           <w:tcPr>
             <w:tcW w:type="dxa" w:w="3175"/>
-            <w:shd w:val="clear" w:color="auto" w:fill="DBEAFE"/>
+            <w:shd w:val="clear" w:color="auto" w:fill="E5E5E5"/>
           </w:tcPr>
           <w:p>
             <w:r/>
@@ -2090,7 +2090,7 @@
         <w:tc>
           <w:tcPr>
             <w:tcW w:type="dxa" w:w="6236"/>
-            <w:shd w:val="clear" w:color="auto" w:fill="DBEAFE"/>
+            <w:shd w:val="clear" w:color="auto" w:fill="E5E5E5"/>
           </w:tcPr>
           <w:p>
             <w:r/>
@@ -2201,7 +2201,7 @@
       </w:pPr>
       <w:r>
         <w:rPr>
-          <w:color w:val="475569"/>
+          <w:color w:val="4D4D4D"/>
           <w:sz w:val="18"/>
         </w:rPr>
         <w:t>Intent scores for every system on both projects.</w:t>
@@ -2228,7 +2228,7 @@
         <w:tc>
           <w:tcPr>
             <w:tcW w:type="dxa" w:w="9411"/>
-            <w:shd w:val="clear" w:color="auto" w:fill="EFF6FF"/>
+            <w:shd w:val="clear" w:color="auto" w:fill="F2F2F2"/>
           </w:tcPr>
           <w:p>
             <w:r/>
@@ -2290,7 +2290,7 @@
         <w:tc>
           <w:tcPr>
             <w:tcW w:type="dxa" w:w="3175"/>
-            <w:shd w:val="clear" w:color="auto" w:fill="DBEAFE"/>
+            <w:shd w:val="clear" w:color="auto" w:fill="E5E5E5"/>
           </w:tcPr>
           <w:p>
             <w:r/>
@@ -2306,7 +2306,7 @@
         <w:tc>
           <w:tcPr>
             <w:tcW w:type="dxa" w:w="6236"/>
-            <w:shd w:val="clear" w:color="auto" w:fill="DBEAFE"/>
+            <w:shd w:val="clear" w:color="auto" w:fill="E5E5E5"/>
           </w:tcPr>
           <w:p>
             <w:r/>
@@ -2451,7 +2451,7 @@
         <w:tc>
           <w:tcPr>
             <w:tcW w:type="dxa" w:w="9411"/>
-            <w:shd w:val="clear" w:color="auto" w:fill="0F172A"/>
+            <w:shd w:val="clear" w:color="auto" w:fill="111111"/>
           </w:tcPr>
           <w:p>
             <w:pPr>
@@ -2496,7 +2496,7 @@
         <w:tc>
           <w:tcPr>
             <w:tcW w:type="dxa" w:w="9411"/>
-            <w:shd w:val="clear" w:color="auto" w:fill="EFF6FF"/>
+            <w:shd w:val="clear" w:color="auto" w:fill="F2F2F2"/>
           </w:tcPr>
           <w:p>
             <w:r/>
@@ -2553,7 +2553,7 @@
         <w:tc>
           <w:tcPr>
             <w:tcW w:type="dxa" w:w="3175"/>
-            <w:shd w:val="clear" w:color="auto" w:fill="DBEAFE"/>
+            <w:shd w:val="clear" w:color="auto" w:fill="E5E5E5"/>
           </w:tcPr>
           <w:p>
             <w:r/>
@@ -2569,7 +2569,7 @@
         <w:tc>
           <w:tcPr>
             <w:tcW w:type="dxa" w:w="6236"/>
-            <w:shd w:val="clear" w:color="auto" w:fill="DBEAFE"/>
+            <w:shd w:val="clear" w:color="auto" w:fill="E5E5E5"/>
           </w:tcPr>
           <w:p>
             <w:r/>
@@ -2684,7 +2684,7 @@
         <w:tc>
           <w:tcPr>
             <w:tcW w:type="dxa" w:w="9411"/>
-            <w:shd w:val="clear" w:color="auto" w:fill="0F172A"/>
+            <w:shd w:val="clear" w:color="auto" w:fill="111111"/>
           </w:tcPr>
           <w:p>
             <w:pPr>
@@ -2729,7 +2729,7 @@
         <w:tc>
           <w:tcPr>
             <w:tcW w:type="dxa" w:w="9411"/>
-            <w:shd w:val="clear" w:color="auto" w:fill="EFF6FF"/>
+            <w:shd w:val="clear" w:color="auto" w:fill="F2F2F2"/>
           </w:tcPr>
           <w:p>
             <w:r/>
@@ -2775,7 +2775,7 @@
         <w:tc>
           <w:tcPr>
             <w:tcW w:type="dxa" w:w="3175"/>
-            <w:shd w:val="clear" w:color="auto" w:fill="DBEAFE"/>
+            <w:shd w:val="clear" w:color="auto" w:fill="E5E5E5"/>
           </w:tcPr>
           <w:p>
             <w:r/>
@@ -2791,7 +2791,7 @@
         <w:tc>
           <w:tcPr>
             <w:tcW w:type="dxa" w:w="6236"/>
-            <w:shd w:val="clear" w:color="auto" w:fill="DBEAFE"/>
+            <w:shd w:val="clear" w:color="auto" w:fill="E5E5E5"/>
           </w:tcPr>
           <w:p>
             <w:r/>
@@ -2877,7 +2877,7 @@
         <w:tc>
           <w:tcPr>
             <w:tcW w:type="dxa" w:w="9411"/>
-            <w:shd w:val="clear" w:color="auto" w:fill="EFF6FF"/>
+            <w:shd w:val="clear" w:color="auto" w:fill="F2F2F2"/>
           </w:tcPr>
           <w:p>
             <w:r/>
@@ -2931,7 +2931,7 @@
         <w:tc>
           <w:tcPr>
             <w:tcW w:type="dxa" w:w="3175"/>
-            <w:shd w:val="clear" w:color="auto" w:fill="DBEAFE"/>
+            <w:shd w:val="clear" w:color="auto" w:fill="E5E5E5"/>
           </w:tcPr>
           <w:p>
             <w:r/>
@@ -2947,7 +2947,7 @@
         <w:tc>
           <w:tcPr>
             <w:tcW w:type="dxa" w:w="6236"/>
-            <w:shd w:val="clear" w:color="auto" w:fill="DBEAFE"/>
+            <w:shd w:val="clear" w:color="auto" w:fill="E5E5E5"/>
           </w:tcPr>
           <w:p>
             <w:r/>
@@ -3033,7 +3033,7 @@
         <w:tc>
           <w:tcPr>
             <w:tcW w:type="dxa" w:w="9411"/>
-            <w:shd w:val="clear" w:color="auto" w:fill="EFF6FF"/>
+            <w:shd w:val="clear" w:color="auto" w:fill="F2F2F2"/>
           </w:tcPr>
           <w:p>
             <w:r/>
@@ -3093,7 +3093,7 @@
         <w:tc>
           <w:tcPr>
             <w:tcW w:type="dxa" w:w="2494"/>
-            <w:shd w:val="clear" w:color="auto" w:fill="DBEAFE"/>
+            <w:shd w:val="clear" w:color="auto" w:fill="E5E5E5"/>
           </w:tcPr>
           <w:p>
             <w:r/>
@@ -3109,7 +3109,7 @@
         <w:tc>
           <w:tcPr>
             <w:tcW w:type="dxa" w:w="4195"/>
-            <w:shd w:val="clear" w:color="auto" w:fill="DBEAFE"/>
+            <w:shd w:val="clear" w:color="auto" w:fill="E5E5E5"/>
           </w:tcPr>
           <w:p>
             <w:r/>
@@ -3125,7 +3125,7 @@
         <w:tc>
           <w:tcPr>
             <w:tcW w:type="dxa" w:w="2721"/>
-            <w:shd w:val="clear" w:color="auto" w:fill="DBEAFE"/>
+            <w:shd w:val="clear" w:color="auto" w:fill="E5E5E5"/>
           </w:tcPr>
           <w:p>
             <w:r/>
@@ -3769,7 +3769,7 @@
         <w:tc>
           <w:tcPr>
             <w:tcW w:type="dxa" w:w="2835"/>
-            <w:shd w:val="clear" w:color="auto" w:fill="DBEAFE"/>
+            <w:shd w:val="clear" w:color="auto" w:fill="E5E5E5"/>
           </w:tcPr>
           <w:p>
             <w:r/>
@@ -3785,7 +3785,7 @@
         <w:tc>
           <w:tcPr>
             <w:tcW w:type="dxa" w:w="6576"/>
-            <w:shd w:val="clear" w:color="auto" w:fill="DBEAFE"/>
+            <w:shd w:val="clear" w:color="auto" w:fill="E5E5E5"/>
           </w:tcPr>
           <w:p>
             <w:r/>
@@ -3944,7 +3944,7 @@
         <w:tc>
           <w:tcPr>
             <w:tcW w:type="dxa" w:w="2835"/>
-            <w:shd w:val="clear" w:color="auto" w:fill="DBEAFE"/>
+            <w:shd w:val="clear" w:color="auto" w:fill="E5E5E5"/>
           </w:tcPr>
           <w:p>
             <w:r/>
@@ -3960,7 +3960,7 @@
         <w:tc>
           <w:tcPr>
             <w:tcW w:type="dxa" w:w="6576"/>
-            <w:shd w:val="clear" w:color="auto" w:fill="DBEAFE"/>
+            <w:shd w:val="clear" w:color="auto" w:fill="E5E5E5"/>
           </w:tcPr>
           <w:p>
             <w:r/>
@@ -4149,7 +4149,7 @@
         <w:tc>
           <w:tcPr>
             <w:tcW w:type="dxa" w:w="2835"/>
-            <w:shd w:val="clear" w:color="auto" w:fill="DBEAFE"/>
+            <w:shd w:val="clear" w:color="auto" w:fill="E5E5E5"/>
           </w:tcPr>
           <w:p>
             <w:r/>
@@ -4165,7 +4165,7 @@
         <w:tc>
           <w:tcPr>
             <w:tcW w:type="dxa" w:w="6576"/>
-            <w:shd w:val="clear" w:color="auto" w:fill="DBEAFE"/>
+            <w:shd w:val="clear" w:color="auto" w:fill="E5E5E5"/>
           </w:tcPr>
           <w:p>
             <w:r/>
@@ -4384,7 +4384,7 @@
         <w:tc>
           <w:tcPr>
             <w:tcW w:type="dxa" w:w="2835"/>
-            <w:shd w:val="clear" w:color="auto" w:fill="DBEAFE"/>
+            <w:shd w:val="clear" w:color="auto" w:fill="E5E5E5"/>
           </w:tcPr>
           <w:p>
             <w:r/>
@@ -4400,7 +4400,7 @@
         <w:tc>
           <w:tcPr>
             <w:tcW w:type="dxa" w:w="6576"/>
-            <w:shd w:val="clear" w:color="auto" w:fill="DBEAFE"/>
+            <w:shd w:val="clear" w:color="auto" w:fill="E5E5E5"/>
           </w:tcPr>
           <w:p>
             <w:r/>
@@ -4619,7 +4619,7 @@
         <w:tc>
           <w:tcPr>
             <w:tcW w:type="dxa" w:w="2835"/>
-            <w:shd w:val="clear" w:color="auto" w:fill="DBEAFE"/>
+            <w:shd w:val="clear" w:color="auto" w:fill="E5E5E5"/>
           </w:tcPr>
           <w:p>
             <w:r/>
@@ -4635,7 +4635,7 @@
         <w:tc>
           <w:tcPr>
             <w:tcW w:type="dxa" w:w="6576"/>
-            <w:shd w:val="clear" w:color="auto" w:fill="DBEAFE"/>
+            <w:shd w:val="clear" w:color="auto" w:fill="E5E5E5"/>
           </w:tcPr>
           <w:p>
             <w:r/>
@@ -4857,7 +4857,7 @@
         <w:tc>
           <w:tcPr>
             <w:tcW w:type="dxa" w:w="9411"/>
-            <w:shd w:val="clear" w:color="auto" w:fill="EFF6FF"/>
+            <w:shd w:val="clear" w:color="auto" w:fill="F2F2F2"/>
           </w:tcPr>
           <w:p>
             <w:r/>
@@ -4958,7 +4958,7 @@
         <w:tc>
           <w:tcPr>
             <w:tcW w:type="dxa" w:w="2835"/>
-            <w:shd w:val="clear" w:color="auto" w:fill="DBEAFE"/>
+            <w:shd w:val="clear" w:color="auto" w:fill="E5E5E5"/>
           </w:tcPr>
           <w:p>
             <w:r/>
@@ -4974,7 +4974,7 @@
         <w:tc>
           <w:tcPr>
             <w:tcW w:type="dxa" w:w="2211"/>
-            <w:shd w:val="clear" w:color="auto" w:fill="DBEAFE"/>
+            <w:shd w:val="clear" w:color="auto" w:fill="E5E5E5"/>
           </w:tcPr>
           <w:p>
             <w:r/>
@@ -4990,7 +4990,7 @@
         <w:tc>
           <w:tcPr>
             <w:tcW w:type="dxa" w:w="2211"/>
-            <w:shd w:val="clear" w:color="auto" w:fill="DBEAFE"/>
+            <w:shd w:val="clear" w:color="auto" w:fill="E5E5E5"/>
           </w:tcPr>
           <w:p>
             <w:r/>
@@ -5006,7 +5006,7 @@
         <w:tc>
           <w:tcPr>
             <w:tcW w:type="dxa" w:w="2154"/>
-            <w:shd w:val="clear" w:color="auto" w:fill="DBEAFE"/>
+            <w:shd w:val="clear" w:color="auto" w:fill="E5E5E5"/>
           </w:tcPr>
           <w:p>
             <w:r/>
@@ -5540,7 +5540,7 @@
       </w:pPr>
       <w:r>
         <w:rPr>
-          <w:color w:val="475569"/>
+          <w:color w:val="4D4D4D"/>
           <w:sz w:val="18"/>
         </w:rPr>
         <w:t>Intent F1 on the locked test data for every system and project.</w:t>
@@ -6250,7 +6250,7 @@
       <w:rFonts w:asciiTheme="majorHAnsi" w:eastAsiaTheme="majorEastAsia" w:hAnsiTheme="majorHAnsi" w:cstheme="majorBidi" w:ascii="Calibri" w:hAnsi="Calibri"/>
       <w:b/>
       <w:bCs/>
-      <w:color w:val="1D4ED8"/>
+      <w:color w:val="000000"/>
       <w:sz w:val="36"/>
       <w:szCs w:val="28"/>
     </w:rPr>
@@ -6274,7 +6274,7 @@
       <w:rFonts w:asciiTheme="majorHAnsi" w:eastAsiaTheme="majorEastAsia" w:hAnsiTheme="majorHAnsi" w:cstheme="majorBidi" w:ascii="Calibri" w:hAnsi="Calibri"/>
       <w:b/>
       <w:bCs/>
-      <w:color w:val="1D4ED8"/>
+      <w:color w:val="000000"/>
       <w:sz w:val="28"/>
       <w:szCs w:val="26"/>
     </w:rPr>
@@ -6298,7 +6298,7 @@
       <w:rFonts w:asciiTheme="majorHAnsi" w:eastAsiaTheme="majorEastAsia" w:hAnsiTheme="majorHAnsi" w:cstheme="majorBidi" w:ascii="Calibri" w:hAnsi="Calibri"/>
       <w:b/>
       <w:bCs/>
-      <w:color w:val="1E293B"/>
+      <w:color w:val="1A1A1A"/>
       <w:sz w:val="24"/>
     </w:rPr>
   </w:style>
